--- a/blog/herofincorp/working-capital-loan/Working Capital Loan - Meaning, Eligibility and 2026 Application Guide.docx
+++ b/blog/herofincorp/working-capital-loan/Working Capital Loan - Meaning, Eligibility and 2026 Application Guide.docx
@@ -87,7 +87,7 @@
         <w:spacing w:after="300"/>
         <w:jc w:val="center"/>
       </w:pPr>
-      <w:hyperlink w:history="1" r:id="rId6x7palrrzpyr5mbt6dnka">
+      <w:hyperlink w:history="1" r:id="rIdyx5glduaceswixfska72r">
         <w:r>
           <w:rPr>
             <w:rFonts w:ascii="Calibri" w:cs="Calibri" w:eastAsia="Calibri" w:hAnsi="Calibri"/>
@@ -111,7 +111,7 @@
           <w:sz w:val="22"/>
           <w:szCs w:val="22"/>
         </w:rPr>
-        <w:t xml:space="preserve">Salaries fall due on the first whether or not the customer who owes you Rs 8 lakh has paid. A working capital loan exists for that gap: short-term money for stock, wages and supplier bills, repaid as collections come in.</w:t>
+        <w:t xml:space="preserve">Salaries fall due on the first whether or not the customer who owes you Rs 8 lakh has paid. That mismatch, between money going out on a fixed date and money arriving whenever it feels like it, is the oldest problem in small business. A working capital loan bridges it, buying stock and covering wages and supplier bills, repaid as collections arrive.</w:t>
       </w:r>
     </w:p>
     <w:p>
@@ -127,7 +127,7 @@
         </w:rPr>
         <w:t xml:space="preserve">To Avail Unsecured Business Loans </w:t>
       </w:r>
-      <w:hyperlink w:history="1" r:id="rId5gkwkuiengxoee1yjsvpl">
+      <w:hyperlink w:history="1" r:id="rIdus3bphe3p9o9688lk8qwb">
         <w:r>
           <w:rPr>
             <w:rFonts w:ascii="Calibri" w:cs="Calibri" w:eastAsia="Calibri" w:hAnsi="Calibri"/>
@@ -168,7 +168,7 @@
           <w:sz w:val="22"/>
           <w:szCs w:val="22"/>
         </w:rPr>
-        <w:t xml:space="preserve">A working capital loan is short-term finance for a business's running costs: salaries, rent, utilities, inventory and supplier payments. It doesn't buy property or machinery; it carries you through the months between paying for stock and getting paid for it, which is where most cash-flow trouble lives. Forms include a cash credit or overdraft limit, invoice financing, trade credit from a supplier, or a short-term business loan, which is often unsecured.</w:t>
+        <w:t xml:space="preserve">A working capital loan is short-term finance for the cost of staying open. Salaries and rent. Electricity and inventory. The supplier who wants paying on Thursday. It won't buy property or machinery. What it buys is time, specifically the weeks between paying for your stock and being paid for it by a customer, which is where most cash-flow trouble actually lives.</w:t>
       </w:r>
     </w:p>
     <w:p>
@@ -185,21 +185,7 @@
           <w:sz w:val="30"/>
           <w:szCs w:val="30"/>
         </w:rPr>
-        <w:t xml:space="preserve">Advantages of Working Capital Loans</w:t>
-      </w:r>
-    </w:p>
-    <w:p>
-      <w:pPr>
-        <w:spacing w:after="160" w:line="300"/>
-      </w:pPr>
-      <w:r>
-        <w:rPr>
-          <w:rFonts w:ascii="Calibri" w:cs="Calibri" w:eastAsia="Calibri" w:hAnsi="Calibri"/>
-          <w:color w:val="1A1A1A"/>
-          <w:sz w:val="22"/>
-          <w:szCs w:val="22"/>
-        </w:rPr>
-        <w:t xml:space="preserve">Timing is the main benefit of a working capital loan. Money arrives when the gap opens, weeks before the receivable clears. Beyond that:</w:t>
+        <w:t xml:space="preserve">Types of Working Capital Loans in India</w:t>
       </w:r>
     </w:p>
     <w:p>
@@ -218,7 +204,7 @@
           <w:sz w:val="22"/>
           <w:szCs w:val="22"/>
         </w:rPr>
-        <w:t xml:space="preserve">Sanction is quick. An unsecured facility is assessed on bank statements and GST returns, with NBFC disbursal typically inside two working days of complete paperwork.</w:t>
+        <w:t xml:space="preserve">Cash credit gives a revolving limit secured against stock or receivables. Draw what you need, repay when collections land, interest only on the balance.</w:t>
       </w:r>
     </w:p>
     <w:p>
@@ -237,7 +223,7 @@
           <w:sz w:val="22"/>
           <w:szCs w:val="22"/>
         </w:rPr>
-        <w:t xml:space="preserve">You pay interest only on what you draw from a cash credit or overdraft limit.</w:t>
+        <w:t xml:space="preserve">An overdraft lets you go below zero on the current account, usually against a fixed deposit.</w:t>
       </w:r>
     </w:p>
     <w:p>
@@ -256,7 +242,7 @@
           <w:sz w:val="22"/>
           <w:szCs w:val="22"/>
         </w:rPr>
-        <w:t xml:space="preserve">Spending isn't policed. Payroll, a supplier's advance, a bulk stock purchase before Diwali, all of it qualifies.</w:t>
+        <w:t xml:space="preserve">Invoice financing turns an unpaid bill into cash now, with the lender either advancing against the invoice or buying it outright from you.</w:t>
       </w:r>
     </w:p>
     <w:p>
@@ -275,7 +261,7 @@
           <w:sz w:val="22"/>
           <w:szCs w:val="22"/>
         </w:rPr>
-        <w:t xml:space="preserve">Your fixed assets stay out of it. Nobody pledges the factory to buy this quarter's raw material.</w:t>
+        <w:t xml:space="preserve">Trade credit comes from the supplier rather than a lender, so you take delivery of the goods today and settle the bill on a date you agreed in advance.</w:t>
       </w:r>
     </w:p>
     <w:p>
@@ -294,7 +280,7 @@
           <w:sz w:val="22"/>
           <w:szCs w:val="22"/>
         </w:rPr>
-        <w:t xml:space="preserve">Interest paid is a deductible business expense.</w:t>
+        <w:t xml:space="preserve">Short-term business loans arrive as a lump sum for under a year, usually unsecured at an NBFC.</w:t>
       </w:r>
     </w:p>
     <w:p>
@@ -311,7 +297,7 @@
           <w:sz w:val="30"/>
           <w:szCs w:val="30"/>
         </w:rPr>
-        <w:t xml:space="preserve">Key Features of a Working Capital Loan</w:t>
+        <w:t xml:space="preserve">Advantages of Working Capital Loans</w:t>
       </w:r>
     </w:p>
     <w:p>
@@ -325,102 +311,102 @@
           <w:sz w:val="22"/>
           <w:szCs w:val="22"/>
         </w:rPr>
-        <w:t xml:space="preserve">A working capital loan's features follow from its job, which is funding the operating cycle rather than buying an asset.</w:t>
-      </w:r>
-    </w:p>
-    <w:p>
-      <w:pPr>
-        <w:pStyle w:val="ListParagraph"/>
-        <w:numPr>
-          <w:ilvl w:val="0"/>
-          <w:numId w:val="3"/>
-        </w:numPr>
-        <w:spacing w:after="120" w:line="300"/>
-      </w:pPr>
-      <w:r>
-        <w:rPr>
-          <w:rFonts w:ascii="Calibri" w:cs="Calibri" w:eastAsia="Calibri" w:hAnsi="Calibri"/>
-          <w:color w:val="1A1A1A"/>
-          <w:sz w:val="22"/>
-          <w:szCs w:val="22"/>
-        </w:rPr>
-        <w:t xml:space="preserve">Tenure is short. Term versions run 3 to 12 months; cash credit and overdraft limits are renewed every year.</w:t>
-      </w:r>
-    </w:p>
-    <w:p>
-      <w:pPr>
-        <w:pStyle w:val="ListParagraph"/>
-        <w:numPr>
-          <w:ilvl w:val="0"/>
-          <w:numId w:val="3"/>
-        </w:numPr>
-        <w:spacing w:after="120" w:line="300"/>
-      </w:pPr>
-      <w:r>
-        <w:rPr>
-          <w:rFonts w:ascii="Calibri" w:cs="Calibri" w:eastAsia="Calibri" w:hAnsi="Calibri"/>
-          <w:color w:val="1A1A1A"/>
-          <w:sz w:val="22"/>
-          <w:szCs w:val="22"/>
-        </w:rPr>
-        <w:t xml:space="preserve">Lenders size the limit to your operating cycle, working it out from stock, receivables and creditors (the drawing power).</w:t>
-      </w:r>
-    </w:p>
-    <w:p>
-      <w:pPr>
-        <w:pStyle w:val="ListParagraph"/>
-        <w:numPr>
-          <w:ilvl w:val="0"/>
-          <w:numId w:val="3"/>
-        </w:numPr>
-        <w:spacing w:after="120" w:line="300"/>
-      </w:pPr>
-      <w:r>
-        <w:rPr>
-          <w:rFonts w:ascii="Calibri" w:cs="Calibri" w:eastAsia="Calibri" w:hAnsi="Calibri"/>
-          <w:color w:val="1A1A1A"/>
-          <w:sz w:val="22"/>
-          <w:szCs w:val="22"/>
-        </w:rPr>
-        <w:t xml:space="preserve">It can revolve, or it can be a lump sum repaid in EMIs.</w:t>
-      </w:r>
-    </w:p>
-    <w:p>
-      <w:pPr>
-        <w:pStyle w:val="ListParagraph"/>
-        <w:numPr>
-          <w:ilvl w:val="0"/>
-          <w:numId w:val="3"/>
-        </w:numPr>
-        <w:spacing w:after="120" w:line="300"/>
-      </w:pPr>
-      <w:r>
-        <w:rPr>
-          <w:rFonts w:ascii="Calibri" w:cs="Calibri" w:eastAsia="Calibri" w:hAnsi="Calibri"/>
-          <w:color w:val="1A1A1A"/>
-          <w:sz w:val="22"/>
-          <w:szCs w:val="22"/>
-        </w:rPr>
-        <w:t xml:space="preserve">Collateral is optional. Secured limits price lower; unsecured ones lean on cash flow and credit history.</w:t>
-      </w:r>
-    </w:p>
-    <w:p>
-      <w:pPr>
-        <w:pStyle w:val="ListParagraph"/>
-        <w:numPr>
-          <w:ilvl w:val="0"/>
-          <w:numId w:val="3"/>
-        </w:numPr>
-        <w:spacing w:after="120" w:line="300"/>
-      </w:pPr>
-      <w:r>
-        <w:rPr>
-          <w:rFonts w:ascii="Calibri" w:cs="Calibri" w:eastAsia="Calibri" w:hAnsi="Calibri"/>
-          <w:color w:val="1A1A1A"/>
-          <w:sz w:val="22"/>
-          <w:szCs w:val="22"/>
-        </w:rPr>
-        <w:t xml:space="preserve">Repayment follows the business's cash pattern, with monthly interest and a bullet or EMI principal.</w:t>
+        <w:t xml:space="preserve">Timing is the main benefit here. Money turns up when the gap opens, weeks before the receivable clears, which is exactly when it is worth something.</w:t>
+      </w:r>
+    </w:p>
+    <w:p>
+      <w:pPr>
+        <w:pStyle w:val="ListParagraph"/>
+        <w:numPr>
+          <w:ilvl w:val="0"/>
+          <w:numId w:val="2"/>
+        </w:numPr>
+        <w:spacing w:after="120" w:line="300"/>
+      </w:pPr>
+      <w:r>
+        <w:rPr>
+          <w:rFonts w:ascii="Calibri" w:cs="Calibri" w:eastAsia="Calibri" w:hAnsi="Calibri"/>
+          <w:color w:val="1A1A1A"/>
+          <w:sz w:val="22"/>
+          <w:szCs w:val="22"/>
+        </w:rPr>
+        <w:t xml:space="preserve">Sanction is quick. An unsecured facility gets assessed on bank statements and GST returns, and NBFC disbursal typically follows within two working days of complete paperwork.</w:t>
+      </w:r>
+    </w:p>
+    <w:p>
+      <w:pPr>
+        <w:pStyle w:val="ListParagraph"/>
+        <w:numPr>
+          <w:ilvl w:val="0"/>
+          <w:numId w:val="2"/>
+        </w:numPr>
+        <w:spacing w:after="120" w:line="300"/>
+      </w:pPr>
+      <w:r>
+        <w:rPr>
+          <w:rFonts w:ascii="Calibri" w:cs="Calibri" w:eastAsia="Calibri" w:hAnsi="Calibri"/>
+          <w:color w:val="1A1A1A"/>
+          <w:sz w:val="22"/>
+          <w:szCs w:val="22"/>
+        </w:rPr>
+        <w:t xml:space="preserve">You pay interest only on what you draw from a cash credit or overdraft limit, and an unused limit costs little beyond the renewal fee.</w:t>
+      </w:r>
+    </w:p>
+    <w:p>
+      <w:pPr>
+        <w:pStyle w:val="ListParagraph"/>
+        <w:numPr>
+          <w:ilvl w:val="0"/>
+          <w:numId w:val="2"/>
+        </w:numPr>
+        <w:spacing w:after="120" w:line="300"/>
+      </w:pPr>
+      <w:r>
+        <w:rPr>
+          <w:rFonts w:ascii="Calibri" w:cs="Calibri" w:eastAsia="Calibri" w:hAnsi="Calibri"/>
+          <w:color w:val="1A1A1A"/>
+          <w:sz w:val="22"/>
+          <w:szCs w:val="22"/>
+        </w:rPr>
+        <w:t xml:space="preserve">Spending isn't policed. Payroll, a supplier's advance, a bulk stock buy before Diwali, all of it qualifies.</w:t>
+      </w:r>
+    </w:p>
+    <w:p>
+      <w:pPr>
+        <w:pStyle w:val="ListParagraph"/>
+        <w:numPr>
+          <w:ilvl w:val="0"/>
+          <w:numId w:val="2"/>
+        </w:numPr>
+        <w:spacing w:after="120" w:line="300"/>
+      </w:pPr>
+      <w:r>
+        <w:rPr>
+          <w:rFonts w:ascii="Calibri" w:cs="Calibri" w:eastAsia="Calibri" w:hAnsi="Calibri"/>
+          <w:color w:val="1A1A1A"/>
+          <w:sz w:val="22"/>
+          <w:szCs w:val="22"/>
+        </w:rPr>
+        <w:t xml:space="preserve">Your fixed assets stay out of it. Nobody pledges a factory to buy raw material.</w:t>
+      </w:r>
+    </w:p>
+    <w:p>
+      <w:pPr>
+        <w:pStyle w:val="ListParagraph"/>
+        <w:numPr>
+          <w:ilvl w:val="0"/>
+          <w:numId w:val="2"/>
+        </w:numPr>
+        <w:spacing w:after="120" w:line="300"/>
+      </w:pPr>
+      <w:r>
+        <w:rPr>
+          <w:rFonts w:ascii="Calibri" w:cs="Calibri" w:eastAsia="Calibri" w:hAnsi="Calibri"/>
+          <w:color w:val="1A1A1A"/>
+          <w:sz w:val="22"/>
+          <w:szCs w:val="22"/>
+        </w:rPr>
+        <w:t xml:space="preserve">Interest paid is a deductible business expense, which quietly lowers the real cost.</w:t>
       </w:r>
     </w:p>
     <w:p>
@@ -437,7 +423,7 @@
           <w:sz w:val="30"/>
           <w:szCs w:val="30"/>
         </w:rPr>
-        <w:t xml:space="preserve">Eligibility and How to Apply</w:t>
+        <w:t xml:space="preserve">Key Features of a Working Capital Loan</w:t>
       </w:r>
     </w:p>
     <w:p>
@@ -451,7 +437,102 @@
           <w:sz w:val="22"/>
           <w:szCs w:val="22"/>
         </w:rPr>
-        <w:t xml:space="preserve">Hero FinCorp lends to companies, partnerships, trusts and self-employed professionals with five years in business, three in the current one, a clean credit record and industry-standard profitability. Apply online with 12 months of bank statements, GST returns, two years of ITRs and KYC; you sign once capacity is assessed.</w:t>
+        <w:t xml:space="preserve">The features of a working capital loan follow from its job, which is funding the operating cycle rather than buying an asset.</w:t>
+      </w:r>
+    </w:p>
+    <w:p>
+      <w:pPr>
+        <w:pStyle w:val="ListParagraph"/>
+        <w:numPr>
+          <w:ilvl w:val="0"/>
+          <w:numId w:val="3"/>
+        </w:numPr>
+        <w:spacing w:after="120" w:line="300"/>
+      </w:pPr>
+      <w:r>
+        <w:rPr>
+          <w:rFonts w:ascii="Calibri" w:cs="Calibri" w:eastAsia="Calibri" w:hAnsi="Calibri"/>
+          <w:color w:val="1A1A1A"/>
+          <w:sz w:val="22"/>
+          <w:szCs w:val="22"/>
+        </w:rPr>
+        <w:t xml:space="preserve">Tenure is short. Term versions run three to 12 months, while cash credit and overdraft limits renew every year.</w:t>
+      </w:r>
+    </w:p>
+    <w:p>
+      <w:pPr>
+        <w:pStyle w:val="ListParagraph"/>
+        <w:numPr>
+          <w:ilvl w:val="0"/>
+          <w:numId w:val="3"/>
+        </w:numPr>
+        <w:spacing w:after="120" w:line="300"/>
+      </w:pPr>
+      <w:r>
+        <w:rPr>
+          <w:rFonts w:ascii="Calibri" w:cs="Calibri" w:eastAsia="Calibri" w:hAnsi="Calibri"/>
+          <w:color w:val="1A1A1A"/>
+          <w:sz w:val="22"/>
+          <w:szCs w:val="22"/>
+        </w:rPr>
+        <w:t xml:space="preserve">Lenders size the limit against your operating cycle. They work it out from your stock and receivables, net of creditors, and that calculation, the drawing power, looks nothing like a project cost.</w:t>
+      </w:r>
+    </w:p>
+    <w:p>
+      <w:pPr>
+        <w:pStyle w:val="ListParagraph"/>
+        <w:numPr>
+          <w:ilvl w:val="0"/>
+          <w:numId w:val="3"/>
+        </w:numPr>
+        <w:spacing w:after="120" w:line="300"/>
+      </w:pPr>
+      <w:r>
+        <w:rPr>
+          <w:rFonts w:ascii="Calibri" w:cs="Calibri" w:eastAsia="Calibri" w:hAnsi="Calibri"/>
+          <w:color w:val="1A1A1A"/>
+          <w:sz w:val="22"/>
+          <w:szCs w:val="22"/>
+        </w:rPr>
+        <w:t xml:space="preserve">The facility either revolves or arrives as a lump sum repaid in EMIs, whichever fits your collection pattern.</w:t>
+      </w:r>
+    </w:p>
+    <w:p>
+      <w:pPr>
+        <w:pStyle w:val="ListParagraph"/>
+        <w:numPr>
+          <w:ilvl w:val="0"/>
+          <w:numId w:val="3"/>
+        </w:numPr>
+        <w:spacing w:after="120" w:line="300"/>
+      </w:pPr>
+      <w:r>
+        <w:rPr>
+          <w:rFonts w:ascii="Calibri" w:cs="Calibri" w:eastAsia="Calibri" w:hAnsi="Calibri"/>
+          <w:color w:val="1A1A1A"/>
+          <w:sz w:val="22"/>
+          <w:szCs w:val="22"/>
+        </w:rPr>
+        <w:t xml:space="preserve">Collateral is optional. Secured limits price lower, while unsecured ones lean on cash flow and credit history instead.</w:t>
+      </w:r>
+    </w:p>
+    <w:p>
+      <w:pPr>
+        <w:pStyle w:val="ListParagraph"/>
+        <w:numPr>
+          <w:ilvl w:val="0"/>
+          <w:numId w:val="3"/>
+        </w:numPr>
+        <w:spacing w:after="120" w:line="300"/>
+      </w:pPr>
+      <w:r>
+        <w:rPr>
+          <w:rFonts w:ascii="Calibri" w:cs="Calibri" w:eastAsia="Calibri" w:hAnsi="Calibri"/>
+          <w:color w:val="1A1A1A"/>
+          <w:sz w:val="22"/>
+          <w:szCs w:val="22"/>
+        </w:rPr>
+        <w:t xml:space="preserve">Repayment follows the business rather than a calendar, with monthly interest and a principal repaid in instalments or in one shot at the end.</w:t>
       </w:r>
     </w:p>
     <w:p>
@@ -468,6 +549,37 @@
           <w:sz w:val="30"/>
           <w:szCs w:val="30"/>
         </w:rPr>
+        <w:t xml:space="preserve">Eligibility and How to Apply</w:t>
+      </w:r>
+    </w:p>
+    <w:p>
+      <w:pPr>
+        <w:spacing w:after="160" w:line="300"/>
+      </w:pPr>
+      <w:r>
+        <w:rPr>
+          <w:rFonts w:ascii="Calibri" w:cs="Calibri" w:eastAsia="Calibri" w:hAnsi="Calibri"/>
+          <w:color w:val="1A1A1A"/>
+          <w:sz w:val="22"/>
+          <w:szCs w:val="22"/>
+        </w:rPr>
+        <w:t xml:space="preserve">Hero FinCorp lends to companies, partnerships, trusts and self-employed professionals carrying five years in business, three of them in the current venture. A clean credit record matters, as does profitability in line with the industry. Applying online isn't complicated. Keep 12 months of bank statements ready, plus GST returns for the same period and two years of ITRs. You sign once the lender has assessed repayment capacity.</w:t>
+      </w:r>
+    </w:p>
+    <w:p>
+      <w:pPr>
+        <w:pStyle w:val="Heading2"/>
+        <w:spacing w:after="160" w:before="400"/>
+      </w:pPr>
+      <w:r>
+        <w:rPr>
+          <w:rFonts w:ascii="Calibri" w:cs="Calibri" w:eastAsia="Calibri" w:hAnsi="Calibri"/>
+          <w:b/>
+          <w:bCs/>
+          <w:color w:val="0F2E4C"/>
+          <w:sz w:val="30"/>
+          <w:szCs w:val="30"/>
+        </w:rPr>
         <w:t xml:space="preserve">Frequently Asked Questions</w:t>
       </w:r>
     </w:p>
@@ -499,7 +611,7 @@
           <w:sz w:val="22"/>
           <w:szCs w:val="22"/>
         </w:rPr>
-        <w:t xml:space="preserve">Add the days stock sits in the godown to the days customers take to pay, subtract the credit days suppliers give you, and multiply by daily operating cost. At 45 plus 60 minus 30 days the cycle is 75 days; at Rs 40,000 a day, that's Rs 30 lakh.</w:t>
+        <w:t xml:space="preserve">Start with the operating cycle. Add the days stock sits in the godown to the days customers take to pay, then subtract the credit days your suppliers allow. Multiply what is left by your daily operating cost. A trader holding 45 days of stock, collecting in 60 and paying in 30, runs a 75-day cycle, which at Rs 40,000 a day works out at Rs 30 lakh of funding.</w:t>
       </w:r>
     </w:p>
     <w:p>
@@ -530,7 +642,7 @@
           <w:sz w:val="22"/>
           <w:szCs w:val="22"/>
         </w:rPr>
-        <w:t xml:space="preserve">KYC for the business and its owners, 12 months of bank statements, GST returns for the same period and two years of ITRs.</w:t>
+        <w:t xml:space="preserve">KYC for the business and its owners, then 12 months of bank statements with GST returns for the same period. Two years of ITRs sit behind them. Cash credit limits also want a monthly stock and debtors statement.</w:t>
       </w:r>
     </w:p>
     <w:p>
@@ -561,7 +673,7 @@
           <w:sz w:val="22"/>
           <w:szCs w:val="22"/>
         </w:rPr>
-        <w:t xml:space="preserve">Security and profile matter more than the product's name. Secured bank limits are priced off a benchmark plus a spread; unsecured NBFC loans start higher, and Hero FinCorp's begin at 14% p.a.</w:t>
+        <w:t xml:space="preserve">Security and profile matter more than the product's name. Secured bank limits get priced off a benchmark plus a spread, while unsecured NBFC loans start higher because nothing exists to sell if you default. Hero FinCorp's begin at 14% a year.</w:t>
       </w:r>
     </w:p>
     <w:p>
@@ -592,7 +704,7 @@
           <w:sz w:val="22"/>
           <w:szCs w:val="22"/>
         </w:rPr>
-        <w:t xml:space="preserve">Both kinds exist. Cash credit and overdrafts are usually secured against stock, receivables or a deposit; short-term NBFC loans are typically unsecured, and CGTMSE-backed loans need no collateral at all.</w:t>
+        <w:t xml:space="preserve">Both kinds exist. Cash credit and overdrafts are usually secured against stock, receivables or a deposit. Short-term NBFC loans are typically unsecured and underwritten on bank statements instead, while a CGTMSE guarantee lets banks lend to micro and small enterprises with no collateral at all.</w:t>
       </w:r>
     </w:p>
     <w:p>
@@ -623,7 +735,7 @@
           <w:sz w:val="22"/>
           <w:szCs w:val="22"/>
         </w:rPr>
-        <w:t xml:space="preserve">A term loan buys something that lasts and is repaid over years in fixed EMIs. Working capital funds the months between paying suppliers and getting paid, so it's short and sized to your cycle.</w:t>
+        <w:t xml:space="preserve">A term loan buys something that lasts, a machine or a shop or a delivery van, and it is repaid over years in fixed EMIs. Working capital funds the months between paying suppliers and getting paid. It is short and usually revolving, and the lender sizes it from your cycle because no asset exists to size it against.</w:t>
       </w:r>
     </w:p>
     <w:p>
@@ -654,7 +766,7 @@
           <w:sz w:val="22"/>
           <w:szCs w:val="22"/>
         </w:rPr>
-        <w:t xml:space="preserve">Yes. Unsecured business loans need no property or machinery pledge; the lender reads your bank statements, GST filings and credit score instead.</w:t>
+        <w:t xml:space="preserve">Yes. Unsecured business loans need no property or machinery pledge, because the lender reads your bank statements and GST filings and your credit score instead. Expect it to want a couple of years of trading history.</w:t>
       </w:r>
     </w:p>
     <w:p>
@@ -685,7 +797,7 @@
           <w:sz w:val="22"/>
           <w:szCs w:val="22"/>
         </w:rPr>
-        <w:t xml:space="preserve">Digital unsecured loans move fastest, with sanction in a day or two and disbursal inside two working days after that. Bank cash credit limits take two to four weeks.</w:t>
+        <w:t xml:space="preserve">Digital unsecured loans move fastest, with sanction in a day or two once documents are complete and disbursal inside two working days. Bank cash credit takes two to four weeks, because the stock audit and security creation happen first.</w:t>
       </w:r>
     </w:p>
     <w:sectPr>

--- a/blog/herofincorp/working-capital-loan/Working Capital Loan - Meaning, Eligibility and 2026 Application Guide.docx
+++ b/blog/herofincorp/working-capital-loan/Working Capital Loan - Meaning, Eligibility and 2026 Application Guide.docx
@@ -87,7 +87,7 @@
         <w:spacing w:after="300"/>
         <w:jc w:val="center"/>
       </w:pPr>
-      <w:hyperlink w:history="1" r:id="rIdyx5glduaceswixfska72r">
+      <w:hyperlink w:history="1" r:id="rIdcisbbulnk4fa5pvzu6jbo">
         <w:r>
           <w:rPr>
             <w:rFonts w:ascii="Calibri" w:cs="Calibri" w:eastAsia="Calibri" w:hAnsi="Calibri"/>
@@ -127,7 +127,7 @@
         </w:rPr>
         <w:t xml:space="preserve">To Avail Unsecured Business Loans </w:t>
       </w:r>
-      <w:hyperlink w:history="1" r:id="rIdus3bphe3p9o9688lk8qwb">
+      <w:hyperlink w:history="1" r:id="rIdpzm4_sjp5arzw3gvbyfqg">
         <w:r>
           <w:rPr>
             <w:rFonts w:ascii="Calibri" w:cs="Calibri" w:eastAsia="Calibri" w:hAnsi="Calibri"/>

--- a/blog/herofincorp/working-capital-loan/Working Capital Loan - Meaning, Eligibility and 2026 Application Guide.docx
+++ b/blog/herofincorp/working-capital-loan/Working Capital Loan - Meaning, Eligibility and 2026 Application Guide.docx
@@ -87,7 +87,7 @@
         <w:spacing w:after="300"/>
         <w:jc w:val="center"/>
       </w:pPr>
-      <w:hyperlink w:history="1" r:id="rIdcisbbulnk4fa5pvzu6jbo">
+      <w:hyperlink w:history="1" r:id="rId-r97efcdqyl8a5_cddlbt">
         <w:r>
           <w:rPr>
             <w:rFonts w:ascii="Calibri" w:cs="Calibri" w:eastAsia="Calibri" w:hAnsi="Calibri"/>
@@ -127,7 +127,7 @@
         </w:rPr>
         <w:t xml:space="preserve">To Avail Unsecured Business Loans </w:t>
       </w:r>
-      <w:hyperlink w:history="1" r:id="rIdpzm4_sjp5arzw3gvbyfqg">
+      <w:hyperlink w:history="1" r:id="rIdrcwtaxuy0v-a0ctajge1z">
         <w:r>
           <w:rPr>
             <w:rFonts w:ascii="Calibri" w:cs="Calibri" w:eastAsia="Calibri" w:hAnsi="Calibri"/>
@@ -273,14 +273,26 @@
         </w:numPr>
         <w:spacing w:after="120" w:line="300"/>
       </w:pPr>
-      <w:r>
-        <w:rPr>
-          <w:rFonts w:ascii="Calibri" w:cs="Calibri" w:eastAsia="Calibri" w:hAnsi="Calibri"/>
-          <w:color w:val="1A1A1A"/>
-          <w:sz w:val="22"/>
-          <w:szCs w:val="22"/>
-        </w:rPr>
-        <w:t xml:space="preserve">Short-term business loans arrive as a lump sum for under a year, usually unsecured at an NBFC.</w:t>
+      <w:hyperlink w:history="1" r:id="rIdsxhuonxbcvyclcfq4evdk">
+        <w:r>
+          <w:rPr>
+            <w:rFonts w:ascii="Calibri" w:cs="Calibri" w:eastAsia="Calibri" w:hAnsi="Calibri"/>
+            <w:color w:val="0B5FAE"/>
+            <w:sz w:val="22"/>
+            <w:szCs w:val="22"/>
+            <w:u w:val="single"/>
+          </w:rPr>
+          <w:t xml:space="preserve">Short-term business loans</w:t>
+        </w:r>
+      </w:hyperlink>
+      <w:r>
+        <w:rPr>
+          <w:rFonts w:ascii="Calibri" w:cs="Calibri" w:eastAsia="Calibri" w:hAnsi="Calibri"/>
+          <w:color w:val="1A1A1A"/>
+          <w:sz w:val="22"/>
+          <w:szCs w:val="22"/>
+        </w:rPr>
+        <w:t xml:space="preserve"> arrive as a lump sum for under a year, usually unsecured at an NBFC and repaid on a fixed schedule.</w:t>
       </w:r>
     </w:p>
     <w:p>
@@ -311,7 +323,7 @@
           <w:sz w:val="22"/>
           <w:szCs w:val="22"/>
         </w:rPr>
-        <w:t xml:space="preserve">Timing is the main benefit here. Money turns up when the gap opens, weeks before the receivable clears, which is exactly when it is worth something.</w:t>
+        <w:t xml:space="preserve">Timing is the main benefit of a working capital loan. Money turns up when the gap opens, weeks before the receivable clears, which is exactly when it is worth something.</w:t>
       </w:r>
     </w:p>
     <w:p>
@@ -673,7 +685,28 @@
           <w:sz w:val="22"/>
           <w:szCs w:val="22"/>
         </w:rPr>
-        <w:t xml:space="preserve">Security and profile matter more than the product's name. Secured bank limits get priced off a benchmark plus a spread, while unsecured NBFC loans start higher because nothing exists to sell if you default. Hero FinCorp's begin at 14% a year.</w:t>
+        <w:t xml:space="preserve">Security and profile matter more than the product's name. Secured bank limits get priced off a benchmark plus a spread, while unsecured NBFC loans start higher because nothing exists to sell if you default. </w:t>
+      </w:r>
+      <w:hyperlink w:history="1" r:id="rIdg_xq0y7mnnn1vfxfc_rlu">
+        <w:r>
+          <w:rPr>
+            <w:rFonts w:ascii="Calibri" w:cs="Calibri" w:eastAsia="Calibri" w:hAnsi="Calibri"/>
+            <w:color w:val="0B5FAE"/>
+            <w:sz w:val="22"/>
+            <w:szCs w:val="22"/>
+            <w:u w:val="single"/>
+          </w:rPr>
+          <w:t xml:space="preserve">Hero FinCorp's</w:t>
+        </w:r>
+      </w:hyperlink>
+      <w:r>
+        <w:rPr>
+          <w:rFonts w:ascii="Calibri" w:cs="Calibri" w:eastAsia="Calibri" w:hAnsi="Calibri"/>
+          <w:color w:val="1A1A1A"/>
+          <w:sz w:val="22"/>
+          <w:szCs w:val="22"/>
+        </w:rPr>
+        <w:t xml:space="preserve"> begin at 14% a year.</w:t>
       </w:r>
     </w:p>
     <w:p>
@@ -735,7 +768,28 @@
           <w:sz w:val="22"/>
           <w:szCs w:val="22"/>
         </w:rPr>
-        <w:t xml:space="preserve">A term loan buys something that lasts, a machine or a shop or a delivery van, and it is repaid over years in fixed EMIs. Working capital funds the months between paying suppliers and getting paid. It is short and usually revolving, and the lender sizes it from your cycle because no asset exists to size it against.</w:t>
+        <w:t xml:space="preserve">A </w:t>
+      </w:r>
+      <w:hyperlink w:history="1" r:id="rIde9a6pqwqaf2yxjs-p3obr">
+        <w:r>
+          <w:rPr>
+            <w:rFonts w:ascii="Calibri" w:cs="Calibri" w:eastAsia="Calibri" w:hAnsi="Calibri"/>
+            <w:color w:val="0B5FAE"/>
+            <w:sz w:val="22"/>
+            <w:szCs w:val="22"/>
+            <w:u w:val="single"/>
+          </w:rPr>
+          <w:t xml:space="preserve">term loan</w:t>
+        </w:r>
+      </w:hyperlink>
+      <w:r>
+        <w:rPr>
+          <w:rFonts w:ascii="Calibri" w:cs="Calibri" w:eastAsia="Calibri" w:hAnsi="Calibri"/>
+          <w:color w:val="1A1A1A"/>
+          <w:sz w:val="22"/>
+          <w:szCs w:val="22"/>
+        </w:rPr>
+        <w:t xml:space="preserve"> buys something that lasts, a machine or a shop or a delivery van, and is repaid over years in fixed EMIs. Working capital funds the months between paying suppliers and getting paid, so it is short and usually revolving, and the lender sizes it from your operating cycle because no asset exists to size it against.</w:t>
       </w:r>
     </w:p>
     <w:p>
